--- a/testakten/unfallversicherung-arbeitsunfall-lagerleiter-sturz-trier/28_sachverstaendigengutachten_unfallchirurgisch.docx
+++ b/testakten/unfallversicherung-arbeitsunfall-lagerleiter-sturz-trier/28_sachverstaendigengutachten_unfallchirurgisch.docx
@@ -7,7 +7,7 @@
         <w:pStyle w:val="Heading1"/>
       </w:pPr>
       <w:r>
-        <w:t>Unfallchirurgisch-orthopaedisches Zusammenhangsgutachten</w:t>
+        <w:t>Unfallchirurgisch-orthopädisches Zusammenhangsgutachten</w:t>
       </w:r>
     </w:p>
     <w:p>
@@ -18,7 +18,7 @@
           <w:i w:val="0"/>
           <w:sz w:val="22"/>
         </w:rPr>
-        <w:t>Praxis fuer Unfallchirurgische Begutachtung</w:t>
+        <w:t>Praxis für Unfallchirurgische Begutachtung</w:t>
       </w:r>
     </w:p>
     <w:p>
@@ -29,7 +29,7 @@
           <w:i w:val="0"/>
           <w:sz w:val="22"/>
         </w:rPr>
-        <w:t>Prof. Dr. Matthias Sorgenfrei, Facharzt fuer Orthopaedie und Unfallchirurgie</w:t>
+        <w:t>Prof. Dr. Matthias Sorgenfrei, Facharzt für Orthopädie und Unfallchirurgie</w:t>
       </w:r>
     </w:p>
     <w:p>
@@ -40,7 +40,7 @@
           <w:i w:val="0"/>
           <w:sz w:val="22"/>
         </w:rPr>
-        <w:t>Kaiserstrasse 2, 55116 Mainz</w:t>
+        <w:t>Kaiserstraße 2, 55116 Mainz</w:t>
       </w:r>
     </w:p>
     <w:p/>
@@ -52,7 +52,7 @@
           <w:i w:val="0"/>
           <w:sz w:val="22"/>
         </w:rPr>
-        <w:t>Gutachten im Auftrag des Sozialgerichts Trier, Az. S 4 U 88/26, erstattet am 14.01.2027 nach ambulanter Untersuchung des Klaegers am 08.01.2027.</w:t>
+        <w:t>Gutachten im Auftrag des Sozialgerichts Trier, Az. S 4 U 88/26, erstattet am 14.01.2027 nach ambulanter Untersuchung des Klägers am 08.01.2027.</w:t>
       </w:r>
     </w:p>
     <w:p>
@@ -71,7 +71,7 @@
           <w:i w:val="0"/>
           <w:sz w:val="22"/>
         </w:rPr>
-        <w:t>Steht die am 09.04.2026 diagnostizierte Teilruptur der Supraspinatussehne rechts im Sinne der wesentlichen Bedingung in ursaechlichem Zusammenhang mit dem Ereignis vom 03.04.2026, oder ist sie ausschliesslich oder ueberwiegend auf die vorbestehende degenerative Schaedigung zurueckzufuehren.</w:t>
+        <w:t>Steht die am 09.04.2026 diagnostizierte Teilruptur der Supraspinatussehne rechts im Sinne der wesentlichen Bedingung in ursächlichem Zusammenhang mit dem Ereignis vom 03.04.2026, oder ist sie ausschließlich oder überwiegend auf die vorbestehende degenerative Schädigung zurückzuführen.</w:t>
       </w:r>
     </w:p>
     <w:p>
@@ -90,7 +90,7 @@
           <w:i w:val="0"/>
           <w:sz w:val="22"/>
         </w:rPr>
-        <w:t>Aktive Abduktion rechts 150 Grad, Kraftgrad 4 von 5 im Seitenvergleich, endgradiger Schmerz bei Aussenrotation. Vernarbte arthroskopische Portale reizlos. Im Vergleich zur linken Schulter deutliches, aber nicht vollstaendiges funktionelles Defizit.</w:t>
+        <w:t>Aktive Abduktion rechts 150 Grad, Kraftgrad 4 von 5 im Seitenvergleich, endgradiger Schmerz bei Außenrotation. Vernarbte arthroskopische Portale reizlos. Im Vergleich zur linken Schulter deutliches, aber nicht vollständiges funktionelles Defizit.</w:t>
       </w:r>
     </w:p>
     <w:p>
@@ -109,7 +109,7 @@
           <w:i w:val="0"/>
           <w:sz w:val="22"/>
         </w:rPr>
-        <w:t>Der Sachverstaendige wertet den geschilderten Unfallhergang, die uebereinstimmenden Erstangaben gegenueber Ersthelferin, Rettungsdienst und Durchgangsarzt, den intraoperativen Befund eines frischen Rupturrandes sowie das im MRT nachgewiesene Knochenmarkoedem als konsistentes Gesamtbild fuer eine akute traumatische Komponente.</w:t>
+        <w:t>Der Sachverständige wertet den geschilderten Unfallhergang, die übereinstimmenden Erstangaben gegenüber Ersthelferin, Rettungsdienst und Durchgangsarzt, den intraoperativen Befund eines frischen Rupturrandes sowie das im MRT nachgewiesene Knochenmarködem als konsistentes Gesamtbild für eine akute traumatische Komponente.</w:t>
       </w:r>
     </w:p>
     <w:p>
@@ -117,7 +117,7 @@
         <w:pStyle w:val="Heading2"/>
       </w:pPr>
       <w:r>
-        <w:t>4. Gutachterliche Einschaetzung</w:t>
+        <w:t>4. Gutachterliche Einschätzung</w:t>
       </w:r>
     </w:p>
     <w:p>
@@ -128,7 +128,7 @@
           <w:i w:val="0"/>
           <w:sz w:val="22"/>
         </w:rPr>
-        <w:t>Der Sachverstaendige gelangt zu dem Ergebnis, dass das Ereignis vom 03.04.2026 mit hinreichender Wahrscheinlichkeit eine wesentliche Teilursache der aufgetretenen Funktionsstoerung darstellt. Die vorbestehende degenerative Veraenderung des AC-Gelenks habe die Schulter fuer eine Verletzung anfaelliger gemacht, trete aber als Ursache des konkreten Funktionsverlusts gegenueber dem Unfallereignis nicht in den Vordergrund.</w:t>
+        <w:t>Der Sachverständige gelangt zu dem Ergebnis, dass das Ereignis vom 03.04.2026 mit hinreichender Wahrscheinlichkeit eine wesentliche Teilursache der aufgetretenen Funktionsstörung darstellt. Die vorbestehende degenerative Veränderung des AC-Gelenks habe die Schulter für eine Verletzung anfälliger gemacht, trete aber als Ursache des konkreten Funktionsverlusts gegenüber dem Unfallereignis nicht in den Vordergrund.</w:t>
       </w:r>
     </w:p>
     <w:p>
@@ -136,7 +136,7 @@
         <w:pStyle w:val="Heading2"/>
       </w:pPr>
       <w:r>
-        <w:t>5. Einschaetzung der Minderung der Erwerbsfaehigkeit</w:t>
+        <w:t>5. Einschätzung der Minderung der Erwerbsfähigkeit</w:t>
       </w:r>
     </w:p>
     <w:p>
@@ -147,22 +147,11 @@
           <w:i w:val="0"/>
           <w:sz w:val="22"/>
         </w:rPr>
-        <w:t>Unter Zugrundelegung der gaengigen unfallmedizinischen Bewertungstabellen fuer Schaeden der oberen Extremitaet schaetzt der Sachverstaendige die unfallbedingte Minderung der Erwerbsfaehigkeit auf der Grundlage des aktuellen Funktionsbefundes auf 20 vom Hundert ein, mit der Einschraenkung, dass eine Nachuntersuchung nach weiteren zwoelf Monaten zur Beurteilung der Dauerhaftigkeit angezeigt ist.</w:t>
-      </w:r>
-    </w:p>
-    <w:p>
-      <w:r>
-        <w:rPr>
-          <w:rFonts w:ascii="Times New Roman" w:hAnsi="Times New Roman"/>
-          <w:b w:val="0"/>
-          <w:i w:val="0"/>
-          <w:sz w:val="22"/>
-        </w:rPr>
-        <w:t>Formathinweis: Dieses Aktenstück wird in Times New Roman, 11 pt, mit ausschließlich dezimaler Gliederung ausgegeben.</w:t>
+        <w:t>Unter Zugrundelegung der gängigen unfallmedizinischen Bewertungstabellen für Schäden der oberen Extremität schätzt der Sachverständige die unfallbedingte Minderung der Erwerbsfähigkeit auf der Grundlage des aktuellen Funktionsbefundes auf 20 vom Hundert ein, mit der Einschränkung, dass eine Nachuntersuchung nach weiteren zwölf Monaten zur Beurteilung der Dauerhaftigkeit angezeigt ist.</w:t>
       </w:r>
     </w:p>
     <w:sectPr>
-      <w:pgSz w:w="12240" w:h="15840"/>
+      <w:pgSz w:w="11906" w:h="16838"/>
       <w:pgMar w:top="1440" w:right="1800" w:bottom="1440" w:left="1800" w:header="720" w:footer="720" w:gutter="0"/>
       <w:cols w:space="720"/>
       <w:docGrid w:linePitch="360"/>
